--- a/3k2s/STSR3-2/ekz/СТСР_ЭкзаменационныеБилеты2026веснаX.docx
+++ b/3k2s/STSR3-2/ekz/СТСР_ЭкзаменационныеБилеты2026веснаX.docx
@@ -135,12 +135,14 @@
         <w:rPr>
           <w:sz w:val="24"/>
           <w:szCs w:val="24"/>
-        </w:rPr>
-      </w:pPr>
-      <w:r>
-        <w:rPr>
-          <w:sz w:val="24"/>
-          <w:szCs w:val="24"/>
+          <w:highlight w:val="yellow"/>
+        </w:rPr>
+      </w:pPr>
+      <w:r>
+        <w:rPr>
+          <w:sz w:val="24"/>
+          <w:szCs w:val="24"/>
+          <w:highlight w:val="yellow"/>
         </w:rPr>
         <w:t xml:space="preserve">Интернет: определение, основные составляющие </w:t>
       </w:r>
@@ -536,12 +538,14 @@
         <w:rPr>
           <w:sz w:val="24"/>
           <w:szCs w:val="24"/>
-        </w:rPr>
-      </w:pPr>
-      <w:r>
-        <w:rPr>
-          <w:sz w:val="24"/>
-          <w:szCs w:val="24"/>
+          <w:highlight w:val="yellow"/>
+        </w:rPr>
+      </w:pPr>
+      <w:r>
+        <w:rPr>
+          <w:sz w:val="24"/>
+          <w:szCs w:val="24"/>
+          <w:highlight w:val="yellow"/>
           <w:lang w:val="en-US"/>
         </w:rPr>
         <w:t>Web</w:t>
@@ -550,6 +554,7 @@
         <w:rPr>
           <w:sz w:val="24"/>
           <w:szCs w:val="24"/>
+          <w:highlight w:val="yellow"/>
         </w:rPr>
         <w:t xml:space="preserve">-приложение: определение, принципы устройства. </w:t>
       </w:r>
@@ -971,12 +976,14 @@
         <w:rPr>
           <w:sz w:val="24"/>
           <w:szCs w:val="24"/>
-        </w:rPr>
-      </w:pPr>
-      <w:r>
-        <w:rPr>
-          <w:sz w:val="24"/>
-          <w:szCs w:val="24"/>
+          <w:highlight w:val="yellow"/>
+        </w:rPr>
+      </w:pPr>
+      <w:r>
+        <w:rPr>
+          <w:sz w:val="24"/>
+          <w:szCs w:val="24"/>
+          <w:highlight w:val="yellow"/>
         </w:rPr>
         <w:t xml:space="preserve">Протокол </w:t>
       </w:r>
@@ -984,6 +991,7 @@
         <w:rPr>
           <w:sz w:val="24"/>
           <w:szCs w:val="24"/>
+          <w:highlight w:val="yellow"/>
           <w:lang w:val="en-US"/>
         </w:rPr>
         <w:t>HTTP</w:t>
@@ -992,6 +1000,7 @@
         <w:rPr>
           <w:sz w:val="24"/>
           <w:szCs w:val="24"/>
+          <w:highlight w:val="yellow"/>
         </w:rPr>
         <w:t>: общие свойства, версии и их особенности.</w:t>
       </w:r>
@@ -1380,12 +1389,14 @@
         <w:rPr>
           <w:sz w:val="24"/>
           <w:szCs w:val="24"/>
-        </w:rPr>
-      </w:pPr>
-      <w:r>
-        <w:rPr>
-          <w:sz w:val="24"/>
-          <w:szCs w:val="24"/>
+          <w:highlight w:val="yellow"/>
+        </w:rPr>
+      </w:pPr>
+      <w:r>
+        <w:rPr>
+          <w:sz w:val="24"/>
+          <w:szCs w:val="24"/>
+          <w:highlight w:val="yellow"/>
         </w:rPr>
         <w:t xml:space="preserve">Структура </w:t>
       </w:r>
@@ -1393,6 +1404,7 @@
         <w:rPr>
           <w:sz w:val="24"/>
           <w:szCs w:val="24"/>
+          <w:highlight w:val="yellow"/>
           <w:lang w:val="en-US"/>
         </w:rPr>
         <w:t>HTTP</w:t>
@@ -1401,6 +1413,7 @@
         <w:rPr>
           <w:sz w:val="24"/>
           <w:szCs w:val="24"/>
+          <w:highlight w:val="yellow"/>
         </w:rPr>
         <w:t>-запроса.</w:t>
       </w:r>
@@ -1751,12 +1764,14 @@
         <w:rPr>
           <w:sz w:val="24"/>
           <w:szCs w:val="24"/>
-        </w:rPr>
-      </w:pPr>
-      <w:r>
-        <w:rPr>
-          <w:sz w:val="24"/>
-          <w:szCs w:val="24"/>
+          <w:highlight w:val="yellow"/>
+        </w:rPr>
+      </w:pPr>
+      <w:r>
+        <w:rPr>
+          <w:sz w:val="24"/>
+          <w:szCs w:val="24"/>
+          <w:highlight w:val="yellow"/>
         </w:rPr>
         <w:t xml:space="preserve">Структура </w:t>
       </w:r>
@@ -1764,6 +1779,7 @@
         <w:rPr>
           <w:sz w:val="24"/>
           <w:szCs w:val="24"/>
+          <w:highlight w:val="yellow"/>
           <w:lang w:val="en-US"/>
         </w:rPr>
         <w:t>HTTP</w:t>
@@ -1772,6 +1788,7 @@
         <w:rPr>
           <w:sz w:val="24"/>
           <w:szCs w:val="24"/>
+          <w:highlight w:val="yellow"/>
         </w:rPr>
         <w:t>-ответа.</w:t>
       </w:r>
@@ -2175,12 +2192,14 @@
         <w:rPr>
           <w:sz w:val="24"/>
           <w:szCs w:val="24"/>
-        </w:rPr>
-      </w:pPr>
-      <w:r>
-        <w:rPr>
-          <w:sz w:val="24"/>
-          <w:szCs w:val="24"/>
+          <w:highlight w:val="yellow"/>
+        </w:rPr>
+      </w:pPr>
+      <w:r>
+        <w:rPr>
+          <w:sz w:val="24"/>
+          <w:szCs w:val="24"/>
+          <w:highlight w:val="yellow"/>
           <w:lang w:val="en-US"/>
         </w:rPr>
         <w:t>HTTP</w:t>
@@ -2189,6 +2208,7 @@
         <w:rPr>
           <w:sz w:val="24"/>
           <w:szCs w:val="24"/>
+          <w:highlight w:val="yellow"/>
         </w:rPr>
         <w:t>-заголовки: классификация, назначение, примеры.</w:t>
       </w:r>
@@ -2562,12 +2582,14 @@
         <w:rPr>
           <w:sz w:val="24"/>
           <w:szCs w:val="24"/>
-        </w:rPr>
-      </w:pPr>
-      <w:r>
-        <w:rPr>
-          <w:sz w:val="24"/>
-          <w:szCs w:val="24"/>
+          <w:highlight w:val="yellow"/>
+        </w:rPr>
+      </w:pPr>
+      <w:r>
+        <w:rPr>
+          <w:sz w:val="24"/>
+          <w:szCs w:val="24"/>
+          <w:highlight w:val="yellow"/>
           <w:lang w:val="en-US"/>
         </w:rPr>
         <w:t>Cookie</w:t>
@@ -2576,6 +2598,7 @@
         <w:rPr>
           <w:sz w:val="24"/>
           <w:szCs w:val="24"/>
+          <w:highlight w:val="yellow"/>
         </w:rPr>
         <w:t>: определение, назначение, параметры.</w:t>
       </w:r>
@@ -2944,12 +2967,14 @@
         <w:rPr>
           <w:sz w:val="24"/>
           <w:szCs w:val="24"/>
-        </w:rPr>
-      </w:pPr>
-      <w:r>
-        <w:rPr>
-          <w:sz w:val="24"/>
-          <w:szCs w:val="24"/>
+          <w:highlight w:val="yellow"/>
+        </w:rPr>
+      </w:pPr>
+      <w:r>
+        <w:rPr>
+          <w:sz w:val="24"/>
+          <w:szCs w:val="24"/>
+          <w:highlight w:val="yellow"/>
           <w:lang w:val="en-US"/>
         </w:rPr>
         <w:t>DOM</w:t>
@@ -2958,6 +2983,7 @@
         <w:rPr>
           <w:sz w:val="24"/>
           <w:szCs w:val="24"/>
+          <w:highlight w:val="yellow"/>
         </w:rPr>
         <w:t xml:space="preserve">, </w:t>
       </w:r>
@@ -2965,6 +2991,7 @@
         <w:rPr>
           <w:sz w:val="24"/>
           <w:szCs w:val="24"/>
+          <w:highlight w:val="yellow"/>
           <w:lang w:val="en-US"/>
         </w:rPr>
         <w:t>BOM</w:t>
@@ -2973,6 +3000,7 @@
         <w:rPr>
           <w:sz w:val="24"/>
           <w:szCs w:val="24"/>
+          <w:highlight w:val="yellow"/>
         </w:rPr>
         <w:t>: определение и назначение.</w:t>
       </w:r>
@@ -3343,12 +3371,14 @@
         <w:rPr>
           <w:sz w:val="24"/>
           <w:szCs w:val="24"/>
-        </w:rPr>
-      </w:pPr>
-      <w:r>
-        <w:rPr>
-          <w:sz w:val="24"/>
-          <w:szCs w:val="24"/>
+          <w:highlight w:val="yellow"/>
+        </w:rPr>
+      </w:pPr>
+      <w:r>
+        <w:rPr>
+          <w:sz w:val="24"/>
+          <w:szCs w:val="24"/>
+          <w:highlight w:val="yellow"/>
         </w:rPr>
         <w:t xml:space="preserve">Объект </w:t>
       </w:r>
@@ -3357,6 +3387,7 @@
         <w:rPr>
           <w:sz w:val="24"/>
           <w:szCs w:val="24"/>
+          <w:highlight w:val="yellow"/>
         </w:rPr>
         <w:t>XMLHTTPRequest</w:t>
       </w:r>
@@ -3365,6 +3396,7 @@
         <w:rPr>
           <w:sz w:val="24"/>
           <w:szCs w:val="24"/>
+          <w:highlight w:val="yellow"/>
         </w:rPr>
         <w:t>: определение, назначение</w:t>
       </w:r>
@@ -3789,12 +3821,14 @@
         <w:rPr>
           <w:sz w:val="24"/>
           <w:szCs w:val="24"/>
-        </w:rPr>
-      </w:pPr>
-      <w:r>
-        <w:rPr>
-          <w:sz w:val="24"/>
-          <w:szCs w:val="24"/>
+          <w:highlight w:val="yellow"/>
+        </w:rPr>
+      </w:pPr>
+      <w:r>
+        <w:rPr>
+          <w:sz w:val="24"/>
+          <w:szCs w:val="24"/>
+          <w:highlight w:val="yellow"/>
           <w:lang w:val="en-US"/>
         </w:rPr>
         <w:t>HTTP</w:t>
@@ -3803,6 +3837,7 @@
         <w:rPr>
           <w:sz w:val="24"/>
           <w:szCs w:val="24"/>
+          <w:highlight w:val="yellow"/>
         </w:rPr>
         <w:t xml:space="preserve">: </w:t>
       </w:r>
@@ -3811,6 +3846,7 @@
         <w:rPr>
           <w:sz w:val="24"/>
           <w:szCs w:val="24"/>
+          <w:highlight w:val="yellow"/>
           <w:lang w:val="en-US"/>
         </w:rPr>
         <w:t>pooling</w:t>
@@ -3819,6 +3855,7 @@
         <w:rPr>
           <w:sz w:val="24"/>
           <w:szCs w:val="24"/>
+          <w:highlight w:val="yellow"/>
         </w:rPr>
         <w:t xml:space="preserve">,  </w:t>
       </w:r>
@@ -3826,6 +3863,7 @@
         <w:rPr>
           <w:sz w:val="24"/>
           <w:szCs w:val="24"/>
+          <w:highlight w:val="yellow"/>
           <w:lang w:val="en-US"/>
         </w:rPr>
         <w:t>long</w:t>
@@ -3835,6 +3873,7 @@
         <w:rPr>
           <w:sz w:val="24"/>
           <w:szCs w:val="24"/>
+          <w:highlight w:val="yellow"/>
         </w:rPr>
         <w:t>-</w:t>
       </w:r>
@@ -3842,6 +3881,7 @@
         <w:rPr>
           <w:sz w:val="24"/>
           <w:szCs w:val="24"/>
+          <w:highlight w:val="yellow"/>
           <w:lang w:val="en-US"/>
         </w:rPr>
         <w:t>pooling</w:t>
@@ -3850,6 +3890,7 @@
         <w:rPr>
           <w:sz w:val="24"/>
           <w:szCs w:val="24"/>
+          <w:highlight w:val="yellow"/>
         </w:rPr>
         <w:t>, назначение и применение.</w:t>
       </w:r>
@@ -4233,12 +4274,14 @@
         <w:rPr>
           <w:sz w:val="24"/>
           <w:szCs w:val="24"/>
-        </w:rPr>
-      </w:pPr>
-      <w:r>
-        <w:rPr>
-          <w:sz w:val="24"/>
-          <w:szCs w:val="24"/>
+          <w:highlight w:val="yellow"/>
+        </w:rPr>
+      </w:pPr>
+      <w:r>
+        <w:rPr>
+          <w:sz w:val="24"/>
+          <w:szCs w:val="24"/>
+          <w:highlight w:val="yellow"/>
         </w:rPr>
         <w:t xml:space="preserve">Протокол </w:t>
       </w:r>
@@ -4246,6 +4289,7 @@
         <w:rPr>
           <w:sz w:val="24"/>
           <w:szCs w:val="24"/>
+          <w:highlight w:val="yellow"/>
           <w:lang w:val="en-US"/>
         </w:rPr>
         <w:t>WebSocket</w:t>
@@ -4254,6 +4298,7 @@
         <w:rPr>
           <w:sz w:val="24"/>
           <w:szCs w:val="24"/>
+          <w:highlight w:val="yellow"/>
         </w:rPr>
         <w:t xml:space="preserve">: общие свойства, процедура </w:t>
       </w:r>
@@ -4261,6 +4306,7 @@
         <w:rPr>
           <w:sz w:val="24"/>
           <w:szCs w:val="24"/>
+          <w:highlight w:val="yellow"/>
           <w:lang w:val="en-US"/>
         </w:rPr>
         <w:t>handshake</w:t>
@@ -4269,6 +4315,7 @@
         <w:rPr>
           <w:sz w:val="24"/>
           <w:szCs w:val="24"/>
+          <w:highlight w:val="yellow"/>
         </w:rPr>
         <w:t xml:space="preserve">. </w:t>
       </w:r>
@@ -4691,12 +4738,14 @@
         <w:rPr>
           <w:sz w:val="24"/>
           <w:szCs w:val="24"/>
-        </w:rPr>
-      </w:pPr>
-      <w:r>
-        <w:rPr>
-          <w:sz w:val="24"/>
-          <w:szCs w:val="24"/>
+          <w:highlight w:val="yellow"/>
+        </w:rPr>
+      </w:pPr>
+      <w:r>
+        <w:rPr>
+          <w:sz w:val="24"/>
+          <w:szCs w:val="24"/>
+          <w:highlight w:val="yellow"/>
           <w:lang w:val="en-US"/>
         </w:rPr>
         <w:t xml:space="preserve">REST:  </w:t>
@@ -4705,6 +4754,7 @@
         <w:rPr>
           <w:sz w:val="24"/>
           <w:szCs w:val="24"/>
+          <w:highlight w:val="yellow"/>
         </w:rPr>
         <w:t xml:space="preserve">определение, назначение, </w:t>
       </w:r>
@@ -4712,6 +4762,7 @@
         <w:rPr>
           <w:sz w:val="24"/>
           <w:szCs w:val="24"/>
+          <w:highlight w:val="yellow"/>
           <w:lang w:val="en-US"/>
         </w:rPr>
         <w:t xml:space="preserve">HATEOS. </w:t>
@@ -5065,12 +5116,14 @@
         <w:rPr>
           <w:sz w:val="24"/>
           <w:szCs w:val="24"/>
-        </w:rPr>
-      </w:pPr>
-      <w:r>
-        <w:rPr>
-          <w:sz w:val="24"/>
-          <w:szCs w:val="24"/>
+          <w:highlight w:val="yellow"/>
+        </w:rPr>
+      </w:pPr>
+      <w:r>
+        <w:rPr>
+          <w:sz w:val="24"/>
+          <w:szCs w:val="24"/>
+          <w:highlight w:val="yellow"/>
           <w:lang w:val="en-US"/>
         </w:rPr>
         <w:t xml:space="preserve">RPC: </w:t>
@@ -5079,6 +5132,7 @@
         <w:rPr>
           <w:sz w:val="24"/>
           <w:szCs w:val="24"/>
+          <w:highlight w:val="yellow"/>
         </w:rPr>
         <w:t>определение, назначение</w:t>
       </w:r>
@@ -5086,6 +5140,7 @@
         <w:rPr>
           <w:sz w:val="24"/>
           <w:szCs w:val="24"/>
+          <w:highlight w:val="yellow"/>
           <w:lang w:val="en-US"/>
         </w:rPr>
         <w:t xml:space="preserve">, </w:t>
@@ -5094,6 +5149,7 @@
         <w:rPr>
           <w:sz w:val="24"/>
           <w:szCs w:val="24"/>
+          <w:highlight w:val="yellow"/>
         </w:rPr>
         <w:t xml:space="preserve">реализация. </w:t>
       </w:r>
@@ -5525,13 +5581,15 @@
         <w:rPr>
           <w:sz w:val="24"/>
           <w:szCs w:val="24"/>
-          <w:lang w:val="en-US"/>
-        </w:rPr>
-      </w:pPr>
-      <w:r>
-        <w:rPr>
-          <w:sz w:val="24"/>
-          <w:szCs w:val="24"/>
+          <w:highlight w:val="yellow"/>
+          <w:lang w:val="en-US"/>
+        </w:rPr>
+      </w:pPr>
+      <w:r>
+        <w:rPr>
+          <w:sz w:val="24"/>
+          <w:szCs w:val="24"/>
+          <w:highlight w:val="yellow"/>
           <w:lang w:val="en-US"/>
         </w:rPr>
         <w:t>HTTP-</w:t>
@@ -5540,6 +5598,7 @@
         <w:rPr>
           <w:sz w:val="24"/>
           <w:szCs w:val="24"/>
+          <w:highlight w:val="yellow"/>
         </w:rPr>
         <w:t>аутентификация</w:t>
       </w:r>
@@ -5547,9 +5606,30 @@
         <w:rPr>
           <w:sz w:val="24"/>
           <w:szCs w:val="24"/>
-          <w:lang w:val="en-US"/>
-        </w:rPr>
-        <w:t>: basic, digest, forms.</w:t>
+          <w:highlight w:val="yellow"/>
+          <w:lang w:val="en-US"/>
+        </w:rPr>
+        <w:t xml:space="preserve">: basic, </w:t>
+      </w:r>
+      <w:bookmarkStart w:id="0" w:name="_GoBack"/>
+      <w:r>
+        <w:rPr>
+          <w:sz w:val="24"/>
+          <w:szCs w:val="24"/>
+          <w:highlight w:val="yellow"/>
+          <w:lang w:val="en-US"/>
+        </w:rPr>
+        <w:t>dige</w:t>
+      </w:r>
+      <w:bookmarkEnd w:id="0"/>
+      <w:r>
+        <w:rPr>
+          <w:sz w:val="24"/>
+          <w:szCs w:val="24"/>
+          <w:highlight w:val="yellow"/>
+          <w:lang w:val="en-US"/>
+        </w:rPr>
+        <w:t>st, forms.</w:t>
       </w:r>
     </w:p>
     <w:p>
@@ -5915,12 +5995,14 @@
         <w:rPr>
           <w:sz w:val="24"/>
           <w:szCs w:val="24"/>
-        </w:rPr>
-      </w:pPr>
-      <w:r>
-        <w:rPr>
-          <w:sz w:val="24"/>
-          <w:szCs w:val="24"/>
+          <w:highlight w:val="yellow"/>
+        </w:rPr>
+      </w:pPr>
+      <w:r>
+        <w:rPr>
+          <w:sz w:val="24"/>
+          <w:szCs w:val="24"/>
+          <w:highlight w:val="yellow"/>
           <w:lang w:val="en-US"/>
         </w:rPr>
         <w:t>HTTPS</w:t>
@@ -5929,6 +6011,7 @@
         <w:rPr>
           <w:sz w:val="24"/>
           <w:szCs w:val="24"/>
+          <w:highlight w:val="yellow"/>
         </w:rPr>
         <w:t xml:space="preserve">: </w:t>
       </w:r>
@@ -5936,6 +6019,7 @@
         <w:rPr>
           <w:sz w:val="24"/>
           <w:szCs w:val="24"/>
+          <w:highlight w:val="yellow"/>
           <w:lang w:val="en-US"/>
         </w:rPr>
         <w:t>TLS</w:t>
@@ -5944,6 +6028,7 @@
         <w:rPr>
           <w:sz w:val="24"/>
           <w:szCs w:val="24"/>
+          <w:highlight w:val="yellow"/>
         </w:rPr>
         <w:t xml:space="preserve"> (основные понятия, процедура </w:t>
       </w:r>
@@ -5951,6 +6036,7 @@
         <w:rPr>
           <w:sz w:val="24"/>
           <w:szCs w:val="24"/>
+          <w:highlight w:val="yellow"/>
           <w:lang w:val="en-US"/>
         </w:rPr>
         <w:t>handshake</w:t>
@@ -5959,6 +6045,7 @@
         <w:rPr>
           <w:sz w:val="24"/>
           <w:szCs w:val="24"/>
+          <w:highlight w:val="yellow"/>
         </w:rPr>
         <w:t xml:space="preserve">), </w:t>
       </w:r>
@@ -5966,6 +6053,7 @@
         <w:rPr>
           <w:sz w:val="24"/>
           <w:szCs w:val="24"/>
+          <w:highlight w:val="yellow"/>
           <w:lang w:val="en-US"/>
         </w:rPr>
         <w:t>X</w:t>
@@ -5974,6 +6062,7 @@
         <w:rPr>
           <w:sz w:val="24"/>
           <w:szCs w:val="24"/>
+          <w:highlight w:val="yellow"/>
         </w:rPr>
         <w:t xml:space="preserve">509-сертификат.  </w:t>
       </w:r>
@@ -10354,8 +10443,6 @@
           <w:szCs w:val="24"/>
         </w:rPr>
       </w:pPr>
-      <w:bookmarkStart w:id="0" w:name="_GoBack"/>
-      <w:bookmarkEnd w:id="0"/>
       <w:r>
         <w:rPr>
           <w:sz w:val="24"/>
@@ -14401,7 +14488,7 @@
         <w:kern w:val="2"/>
         <w:sz w:val="24"/>
         <w:szCs w:val="24"/>
-        <w:lang w:eastAsia="en-US" w:bidi="ar-SA"/>
+        <w:lang w:val="ru-RU" w:eastAsia="en-US" w:bidi="ar-SA"/>
         <w14:ligatures w14:val="standardContextual"/>
       </w:rPr>
     </w:rPrDefault>
@@ -14796,7 +14883,7 @@
       <w:kern w:val="0"/>
       <w:sz w:val="28"/>
       <w:szCs w:val="20"/>
-      <w:lang w:val="ru-RU" w:eastAsia="ru-RU"/>
+      <w:lang w:eastAsia="ru-RU"/>
       <w14:ligatures w14:val="none"/>
     </w:rPr>
   </w:style>
